--- a/Esey/PREDLOŽAK KV1.docx
+++ b/Esey/PREDLOŽAK KV1.docx
@@ -70,440 +70,6 @@
         <w:t>zadatak</w:t>
       </w:r>
       <w:proofErr w:type="spellEnd"/>
-    </w:p>
-    <w:p>
-      <w:pPr>
-        <w:spacing w:before="240" w:after="240"/>
-      </w:pPr>
-      <w:r>
-        <w:t>[</w:t>
-      </w:r>
-      <w:proofErr w:type="spellStart"/>
-      <w:r>
-        <w:t>Opisati</w:t>
-      </w:r>
-      <w:proofErr w:type="spellEnd"/>
-      <w:r>
-        <w:t xml:space="preserve"> </w:t>
-      </w:r>
-      <w:proofErr w:type="spellStart"/>
-      <w:r>
-        <w:t>glavni</w:t>
-      </w:r>
-      <w:proofErr w:type="spellEnd"/>
-      <w:r>
-        <w:t xml:space="preserve"> </w:t>
-      </w:r>
-      <w:proofErr w:type="spellStart"/>
-      <w:r>
-        <w:t>cilj</w:t>
-      </w:r>
-      <w:proofErr w:type="spellEnd"/>
-      <w:r>
-        <w:t xml:space="preserve"> </w:t>
-      </w:r>
-      <w:proofErr w:type="spellStart"/>
-      <w:r>
-        <w:t>projekta</w:t>
-      </w:r>
-      <w:proofErr w:type="spellEnd"/>
-      <w:r>
-        <w:t xml:space="preserve"> </w:t>
-      </w:r>
-      <w:proofErr w:type="spellStart"/>
-      <w:r>
-        <w:t>i</w:t>
-      </w:r>
-      <w:proofErr w:type="spellEnd"/>
-      <w:r>
-        <w:t xml:space="preserve"> </w:t>
-      </w:r>
-      <w:proofErr w:type="spellStart"/>
-      <w:r>
-        <w:t>svrhu</w:t>
-      </w:r>
-      <w:proofErr w:type="spellEnd"/>
-      <w:r>
-        <w:t xml:space="preserve"> </w:t>
-      </w:r>
-      <w:proofErr w:type="spellStart"/>
-      <w:r>
-        <w:t>vizualizacije</w:t>
-      </w:r>
-      <w:proofErr w:type="spellEnd"/>
-      <w:r>
-        <w:t xml:space="preserve"> </w:t>
-      </w:r>
-      <w:proofErr w:type="spellStart"/>
-      <w:r>
-        <w:t>podataka</w:t>
-      </w:r>
-      <w:proofErr w:type="spellEnd"/>
-      <w:r>
-        <w:t>.</w:t>
-      </w:r>
-      <w:r>
-        <w:br/>
-      </w:r>
-      <w:proofErr w:type="spellStart"/>
-      <w:r>
-        <w:rPr>
-          <w:i/>
-        </w:rPr>
-        <w:t>Ovaj</w:t>
-      </w:r>
-      <w:proofErr w:type="spellEnd"/>
-      <w:r>
-        <w:rPr>
-          <w:i/>
-        </w:rPr>
-        <w:t xml:space="preserve"> </w:t>
-      </w:r>
-      <w:proofErr w:type="spellStart"/>
-      <w:r>
-        <w:rPr>
-          <w:i/>
-        </w:rPr>
-        <w:t>zadatak</w:t>
-      </w:r>
-      <w:proofErr w:type="spellEnd"/>
-      <w:r>
-        <w:rPr>
-          <w:i/>
-        </w:rPr>
-        <w:t xml:space="preserve"> </w:t>
-      </w:r>
-      <w:proofErr w:type="spellStart"/>
-      <w:r>
-        <w:rPr>
-          <w:i/>
-        </w:rPr>
-        <w:t>zahtijeva</w:t>
-      </w:r>
-      <w:proofErr w:type="spellEnd"/>
-      <w:r>
-        <w:rPr>
-          <w:i/>
-        </w:rPr>
-        <w:t xml:space="preserve"> </w:t>
-      </w:r>
-      <w:proofErr w:type="spellStart"/>
-      <w:r>
-        <w:rPr>
-          <w:i/>
-        </w:rPr>
-        <w:t>jasno</w:t>
-      </w:r>
-      <w:proofErr w:type="spellEnd"/>
-      <w:r>
-        <w:rPr>
-          <w:i/>
-        </w:rPr>
-        <w:t xml:space="preserve"> </w:t>
-      </w:r>
-      <w:r>
-        <w:rPr>
-          <w:i/>
-        </w:rPr>
-        <w:tab/>
-      </w:r>
-      <w:proofErr w:type="spellStart"/>
-      <w:r>
-        <w:rPr>
-          <w:i/>
-        </w:rPr>
-        <w:t>definiranje</w:t>
-      </w:r>
-      <w:proofErr w:type="spellEnd"/>
-      <w:r>
-        <w:rPr>
-          <w:i/>
-        </w:rPr>
-        <w:t xml:space="preserve"> </w:t>
-      </w:r>
-      <w:proofErr w:type="spellStart"/>
-      <w:r>
-        <w:rPr>
-          <w:i/>
-        </w:rPr>
-        <w:t>problema</w:t>
-      </w:r>
-      <w:proofErr w:type="spellEnd"/>
-      <w:r>
-        <w:rPr>
-          <w:i/>
-        </w:rPr>
-        <w:t xml:space="preserve"> koji se </w:t>
-      </w:r>
-      <w:proofErr w:type="spellStart"/>
-      <w:r>
-        <w:rPr>
-          <w:i/>
-        </w:rPr>
-        <w:t>pokušava</w:t>
-      </w:r>
-      <w:proofErr w:type="spellEnd"/>
-      <w:r>
-        <w:rPr>
-          <w:i/>
-        </w:rPr>
-        <w:t xml:space="preserve"> </w:t>
-      </w:r>
-      <w:proofErr w:type="spellStart"/>
-      <w:r>
-        <w:rPr>
-          <w:i/>
-        </w:rPr>
-        <w:t>riješiti</w:t>
-      </w:r>
-      <w:proofErr w:type="spellEnd"/>
-      <w:r>
-        <w:rPr>
-          <w:i/>
-        </w:rPr>
-        <w:t xml:space="preserve">. </w:t>
-      </w:r>
-      <w:proofErr w:type="spellStart"/>
-      <w:r>
-        <w:rPr>
-          <w:i/>
-        </w:rPr>
-        <w:t>Potrebno</w:t>
-      </w:r>
-      <w:proofErr w:type="spellEnd"/>
-      <w:r>
-        <w:rPr>
-          <w:i/>
-        </w:rPr>
-        <w:t xml:space="preserve"> je </w:t>
-      </w:r>
-      <w:proofErr w:type="spellStart"/>
-      <w:r>
-        <w:rPr>
-          <w:i/>
-        </w:rPr>
-        <w:t>postaviti</w:t>
-      </w:r>
-      <w:proofErr w:type="spellEnd"/>
-      <w:r>
-        <w:rPr>
-          <w:i/>
-        </w:rPr>
-        <w:t xml:space="preserve"> </w:t>
-      </w:r>
-      <w:proofErr w:type="spellStart"/>
-      <w:r>
-        <w:rPr>
-          <w:i/>
-        </w:rPr>
-        <w:t>jasne</w:t>
-      </w:r>
-      <w:proofErr w:type="spellEnd"/>
-      <w:r>
-        <w:rPr>
-          <w:i/>
-        </w:rPr>
-        <w:t xml:space="preserve"> </w:t>
-      </w:r>
-      <w:proofErr w:type="spellStart"/>
-      <w:r>
-        <w:rPr>
-          <w:i/>
-        </w:rPr>
-        <w:t>ciljeve</w:t>
-      </w:r>
-      <w:proofErr w:type="spellEnd"/>
-      <w:r>
-        <w:rPr>
-          <w:i/>
-        </w:rPr>
-        <w:t xml:space="preserve"> </w:t>
-      </w:r>
-      <w:proofErr w:type="spellStart"/>
-      <w:r>
-        <w:rPr>
-          <w:i/>
-        </w:rPr>
-        <w:t>i</w:t>
-      </w:r>
-      <w:proofErr w:type="spellEnd"/>
-      <w:r>
-        <w:rPr>
-          <w:i/>
-        </w:rPr>
-        <w:t xml:space="preserve"> </w:t>
-      </w:r>
-      <w:proofErr w:type="spellStart"/>
-      <w:r>
-        <w:rPr>
-          <w:i/>
-        </w:rPr>
-        <w:t>granice</w:t>
-      </w:r>
-      <w:proofErr w:type="spellEnd"/>
-      <w:r>
-        <w:rPr>
-          <w:i/>
-        </w:rPr>
-        <w:t xml:space="preserve"> </w:t>
-      </w:r>
-      <w:proofErr w:type="spellStart"/>
-      <w:r>
-        <w:rPr>
-          <w:i/>
-        </w:rPr>
-        <w:t>projekta</w:t>
-      </w:r>
-      <w:proofErr w:type="spellEnd"/>
-      <w:r>
-        <w:rPr>
-          <w:i/>
-        </w:rPr>
-        <w:t xml:space="preserve">, </w:t>
-      </w:r>
-      <w:proofErr w:type="spellStart"/>
-      <w:r>
-        <w:rPr>
-          <w:i/>
-        </w:rPr>
-        <w:t>kao</w:t>
-      </w:r>
-      <w:proofErr w:type="spellEnd"/>
-      <w:r>
-        <w:rPr>
-          <w:i/>
-        </w:rPr>
-        <w:t xml:space="preserve"> </w:t>
-      </w:r>
-      <w:proofErr w:type="spellStart"/>
-      <w:r>
-        <w:rPr>
-          <w:i/>
-        </w:rPr>
-        <w:t>i</w:t>
-      </w:r>
-      <w:proofErr w:type="spellEnd"/>
-      <w:r>
-        <w:rPr>
-          <w:i/>
-        </w:rPr>
-        <w:t xml:space="preserve"> </w:t>
-      </w:r>
-      <w:proofErr w:type="spellStart"/>
-      <w:r>
-        <w:rPr>
-          <w:i/>
-        </w:rPr>
-        <w:t>odrediti</w:t>
-      </w:r>
-      <w:proofErr w:type="spellEnd"/>
-      <w:r>
-        <w:rPr>
-          <w:i/>
-        </w:rPr>
-        <w:t xml:space="preserve"> koji </w:t>
-      </w:r>
-      <w:proofErr w:type="spellStart"/>
-      <w:r>
-        <w:rPr>
-          <w:i/>
-        </w:rPr>
-        <w:t>će</w:t>
-      </w:r>
-      <w:proofErr w:type="spellEnd"/>
-      <w:r>
-        <w:rPr>
-          <w:i/>
-        </w:rPr>
-        <w:t xml:space="preserve"> se </w:t>
-      </w:r>
-      <w:proofErr w:type="spellStart"/>
-      <w:r>
-        <w:rPr>
-          <w:i/>
-        </w:rPr>
-        <w:t>podaci</w:t>
-      </w:r>
-      <w:proofErr w:type="spellEnd"/>
-      <w:r>
-        <w:rPr>
-          <w:i/>
-        </w:rPr>
-        <w:t xml:space="preserve"> </w:t>
-      </w:r>
-      <w:proofErr w:type="spellStart"/>
-      <w:r>
-        <w:rPr>
-          <w:i/>
-        </w:rPr>
-        <w:t>prikupljati</w:t>
-      </w:r>
-      <w:proofErr w:type="spellEnd"/>
-      <w:r>
-        <w:rPr>
-          <w:i/>
-        </w:rPr>
-        <w:t xml:space="preserve"> </w:t>
-      </w:r>
-      <w:proofErr w:type="spellStart"/>
-      <w:r>
-        <w:rPr>
-          <w:i/>
-        </w:rPr>
-        <w:t>i</w:t>
-      </w:r>
-      <w:proofErr w:type="spellEnd"/>
-      <w:r>
-        <w:rPr>
-          <w:i/>
-        </w:rPr>
-        <w:t xml:space="preserve"> </w:t>
-      </w:r>
-      <w:proofErr w:type="spellStart"/>
-      <w:r>
-        <w:rPr>
-          <w:i/>
-        </w:rPr>
-        <w:t>analizirati</w:t>
-      </w:r>
-      <w:proofErr w:type="spellEnd"/>
-      <w:r>
-        <w:rPr>
-          <w:i/>
-        </w:rPr>
-        <w:t xml:space="preserve"> </w:t>
-      </w:r>
-      <w:proofErr w:type="spellStart"/>
-      <w:r>
-        <w:rPr>
-          <w:i/>
-        </w:rPr>
-        <w:t>kako</w:t>
-      </w:r>
-      <w:proofErr w:type="spellEnd"/>
-      <w:r>
-        <w:rPr>
-          <w:i/>
-        </w:rPr>
-        <w:t xml:space="preserve"> bi se </w:t>
-      </w:r>
-      <w:proofErr w:type="spellStart"/>
-      <w:r>
-        <w:rPr>
-          <w:i/>
-        </w:rPr>
-        <w:t>riješio</w:t>
-      </w:r>
-      <w:proofErr w:type="spellEnd"/>
-      <w:r>
-        <w:rPr>
-          <w:i/>
-        </w:rPr>
-        <w:t xml:space="preserve"> problem.</w:t>
-      </w:r>
-      <w:r>
-        <w:t>]</w:t>
-      </w:r>
     </w:p>
     <w:p>
       <w:pPr>
@@ -1993,7 +1559,6 @@
       <w:bookmarkEnd w:id="3"/>
       <w:proofErr w:type="spellStart"/>
       <w:r>
-        <w:lastRenderedPageBreak/>
         <w:t>Obrada</w:t>
       </w:r>
       <w:proofErr w:type="spellEnd"/>
@@ -2135,21 +1700,7 @@
         <w:rPr>
           <w:lang w:val="en-US"/>
         </w:rPr>
-        <w:t xml:space="preserve"> </w:t>
-      </w:r>
-      <w:proofErr w:type="spellStart"/>
-      <w:r>
-        <w:rPr>
-          <w:lang w:val="en-US"/>
-        </w:rPr>
-        <w:t>i</w:t>
-      </w:r>
-      <w:proofErr w:type="spellEnd"/>
-      <w:r>
-        <w:rPr>
-          <w:lang w:val="en-US"/>
-        </w:rPr>
-        <w:t xml:space="preserve"> </w:t>
+        <w:t xml:space="preserve"> i </w:t>
       </w:r>
       <w:proofErr w:type="spellStart"/>
       <w:r>
@@ -2190,6 +1741,7 @@
         <w:rPr>
           <w:lang w:val="en-US"/>
         </w:rPr>
+        <w:lastRenderedPageBreak/>
         <w:t>povezane</w:t>
       </w:r>
       <w:proofErr w:type="spellEnd"/>
@@ -4556,6 +4108,7 @@
   <w:style w:type="character" w:default="1" w:styleId="DefaultParagraphFont">
     <w:name w:val="Default Paragraph Font"/>
     <w:uiPriority w:val="1"/>
+    <w:semiHidden/>
     <w:unhideWhenUsed/>
   </w:style>
   <w:style w:type="table" w:default="1" w:styleId="TableNormal">

--- a/Esey/PREDLOŽAK KV1.docx
+++ b/Esey/PREDLOŽAK KV1.docx
@@ -1144,10 +1144,12 @@
       <w:r>
         <w:t xml:space="preserve"> </w:t>
       </w:r>
+      <w:bookmarkStart w:id="2" w:name="_Hlk200978179"/>
       <w:r>
         <w:t>https://github.com/svenradic/DataVisualizationProject</w:t>
       </w:r>
     </w:p>
+    <w:bookmarkEnd w:id="2"/>
     <w:p>
       <w:pPr>
         <w:spacing w:before="240" w:after="240"/>
@@ -1162,8 +1164,8 @@
         </w:numPr>
         <w:spacing w:before="240" w:after="240"/>
       </w:pPr>
-      <w:bookmarkStart w:id="2" w:name="_jjnsdui0w5uv" w:colFirst="0" w:colLast="0"/>
-      <w:bookmarkEnd w:id="2"/>
+      <w:bookmarkStart w:id="3" w:name="_jjnsdui0w5uv" w:colFirst="0" w:colLast="0"/>
+      <w:bookmarkEnd w:id="3"/>
       <w:proofErr w:type="spellStart"/>
       <w:r>
         <w:t>Podatci</w:t>
@@ -1546,6 +1548,10 @@
         <w:t>.</w:t>
       </w:r>
     </w:p>
+    <w:p/>
+    <w:p/>
+    <w:p/>
+    <w:p/>
     <w:p>
       <w:pPr>
         <w:pStyle w:val="Heading2"/>
@@ -1555,10 +1561,11 @@
         </w:numPr>
         <w:spacing w:before="0" w:after="240"/>
       </w:pPr>
-      <w:bookmarkStart w:id="3" w:name="_jfu6ybs7kwrw" w:colFirst="0" w:colLast="0"/>
-      <w:bookmarkEnd w:id="3"/>
-      <w:proofErr w:type="spellStart"/>
-      <w:r>
+      <w:bookmarkStart w:id="4" w:name="_jfu6ybs7kwrw" w:colFirst="0" w:colLast="0"/>
+      <w:bookmarkEnd w:id="4"/>
+      <w:proofErr w:type="spellStart"/>
+      <w:r>
+        <w:lastRenderedPageBreak/>
         <w:t>Obrada</w:t>
       </w:r>
       <w:proofErr w:type="spellEnd"/>
@@ -1578,6 +1585,7 @@
           <w:lang w:val="en-US"/>
         </w:rPr>
       </w:pPr>
+      <w:bookmarkStart w:id="5" w:name="_Hlk200977447"/>
       <w:proofErr w:type="spellStart"/>
       <w:r>
         <w:rPr>
@@ -1741,7 +1749,6 @@
         <w:rPr>
           <w:lang w:val="en-US"/>
         </w:rPr>
-        <w:lastRenderedPageBreak/>
         <w:t>povezane</w:t>
       </w:r>
       <w:proofErr w:type="spellEnd"/>
@@ -2296,6 +2303,7 @@
         <w:t>.</w:t>
       </w:r>
     </w:p>
+    <w:bookmarkEnd w:id="5"/>
     <w:p>
       <w:pPr>
         <w:spacing w:before="240"/>
@@ -2317,8 +2325,8 @@
         </w:numPr>
         <w:spacing w:before="0" w:after="240"/>
       </w:pPr>
-      <w:bookmarkStart w:id="4" w:name="_1g4rlc1z1va6" w:colFirst="0" w:colLast="0"/>
-      <w:bookmarkEnd w:id="4"/>
+      <w:bookmarkStart w:id="6" w:name="_1g4rlc1z1va6" w:colFirst="0" w:colLast="0"/>
+      <w:bookmarkEnd w:id="6"/>
       <w:proofErr w:type="spellStart"/>
       <w:r>
         <w:t>Relevantne</w:t>
@@ -2364,6 +2372,7 @@
           <w:lang w:val="en-US"/>
         </w:rPr>
       </w:pPr>
+      <w:bookmarkStart w:id="7" w:name="_Hlk200977891"/>
       <w:proofErr w:type="spellStart"/>
       <w:r>
         <w:rPr>
@@ -2524,14 +2533,48 @@
         <w:rPr>
           <w:lang w:val="en-US"/>
         </w:rPr>
-        <w:t xml:space="preserve">Stacked bar chart: </w:t>
-      </w:r>
-      <w:proofErr w:type="spellStart"/>
-      <w:r>
-        <w:rPr>
-          <w:lang w:val="en-US"/>
-        </w:rPr>
-        <w:t>medalje</w:t>
+        <w:t>B</w:t>
+      </w:r>
+      <w:r>
+        <w:rPr>
+          <w:lang w:val="en-US"/>
+        </w:rPr>
+        <w:t xml:space="preserve">ar chart: </w:t>
+      </w:r>
+      <w:proofErr w:type="spellStart"/>
+      <w:r>
+        <w:rPr>
+          <w:lang w:val="en-US"/>
+        </w:rPr>
+        <w:t>Ukupan</w:t>
+      </w:r>
+      <w:proofErr w:type="spellEnd"/>
+      <w:r>
+        <w:rPr>
+          <w:lang w:val="en-US"/>
+        </w:rPr>
+        <w:t xml:space="preserve"> </w:t>
+      </w:r>
+      <w:proofErr w:type="spellStart"/>
+      <w:r>
+        <w:rPr>
+          <w:lang w:val="en-US"/>
+        </w:rPr>
+        <w:t>broj</w:t>
+      </w:r>
+      <w:proofErr w:type="spellEnd"/>
+      <w:r>
+        <w:rPr>
+          <w:lang w:val="en-US"/>
+        </w:rPr>
+        <w:t xml:space="preserve"> </w:t>
+      </w:r>
+      <w:proofErr w:type="spellStart"/>
+      <w:r>
+        <w:rPr>
+          <w:lang w:val="en-US"/>
+        </w:rPr>
+        <w:t>medalja</w:t>
       </w:r>
       <w:proofErr w:type="spellEnd"/>
       <w:r>
@@ -2545,37 +2588,15 @@
         <w:rPr>
           <w:lang w:val="en-US"/>
         </w:rPr>
-        <w:t>sportovima</w:t>
-      </w:r>
-      <w:proofErr w:type="spellEnd"/>
-      <w:r>
-        <w:rPr>
-          <w:lang w:val="en-US"/>
-        </w:rPr>
-        <w:t xml:space="preserve"> </w:t>
-      </w:r>
-      <w:proofErr w:type="spellStart"/>
-      <w:r>
-        <w:rPr>
-          <w:lang w:val="en-US"/>
-        </w:rPr>
-        <w:t>ili</w:t>
-      </w:r>
-      <w:proofErr w:type="spellEnd"/>
-      <w:r>
-        <w:rPr>
-          <w:lang w:val="en-US"/>
-        </w:rPr>
-        <w:t xml:space="preserve"> </w:t>
-      </w:r>
-      <w:proofErr w:type="spellStart"/>
-      <w:r>
-        <w:rPr>
-          <w:lang w:val="en-US"/>
-        </w:rPr>
-        <w:t>kontinentima</w:t>
-      </w:r>
-      <w:proofErr w:type="spellEnd"/>
+        <w:t>državama</w:t>
+      </w:r>
+      <w:proofErr w:type="spellEnd"/>
+      <w:r>
+        <w:rPr>
+          <w:lang w:val="en-US"/>
+        </w:rPr>
+        <w:t xml:space="preserve"> </w:t>
+      </w:r>
     </w:p>
     <w:p>
       <w:pPr>
@@ -2592,28 +2613,42 @@
         <w:rPr>
           <w:lang w:val="en-US"/>
         </w:rPr>
-        <w:t xml:space="preserve">Bubble chart: </w:t>
-      </w:r>
-      <w:proofErr w:type="spellStart"/>
-      <w:r>
-        <w:rPr>
-          <w:lang w:val="en-US"/>
-        </w:rPr>
-        <w:t>usporedba</w:t>
-      </w:r>
-      <w:proofErr w:type="spellEnd"/>
-      <w:r>
-        <w:rPr>
-          <w:lang w:val="en-US"/>
-        </w:rPr>
-        <w:t xml:space="preserve"> </w:t>
-      </w:r>
-      <w:proofErr w:type="spellStart"/>
-      <w:r>
-        <w:rPr>
-          <w:lang w:val="en-US"/>
-        </w:rPr>
-        <w:t>država</w:t>
+        <w:t xml:space="preserve">Scatter plot: </w:t>
+      </w:r>
+      <w:proofErr w:type="spellStart"/>
+      <w:r>
+        <w:rPr>
+          <w:lang w:val="en-US"/>
+        </w:rPr>
+        <w:t>visina</w:t>
+      </w:r>
+      <w:proofErr w:type="spellEnd"/>
+      <w:r>
+        <w:rPr>
+          <w:lang w:val="en-US"/>
+        </w:rPr>
+        <w:t>/</w:t>
+      </w:r>
+      <w:proofErr w:type="spellStart"/>
+      <w:r>
+        <w:rPr>
+          <w:lang w:val="en-US"/>
+        </w:rPr>
+        <w:t>težina</w:t>
+      </w:r>
+      <w:proofErr w:type="spellEnd"/>
+      <w:r>
+        <w:rPr>
+          <w:lang w:val="en-US"/>
+        </w:rPr>
+        <w:t xml:space="preserve"> </w:t>
+      </w:r>
+      <w:proofErr w:type="spellStart"/>
+      <w:r>
+        <w:rPr>
+          <w:lang w:val="en-US"/>
+        </w:rPr>
+        <w:t>sportaša</w:t>
       </w:r>
       <w:proofErr w:type="spellEnd"/>
       <w:r>
@@ -2627,127 +2662,9 @@
         <w:rPr>
           <w:lang w:val="en-US"/>
         </w:rPr>
-        <w:t>broju</w:t>
-      </w:r>
-      <w:proofErr w:type="spellEnd"/>
-      <w:r>
-        <w:rPr>
-          <w:lang w:val="en-US"/>
-        </w:rPr>
-        <w:t xml:space="preserve"> </w:t>
-      </w:r>
-      <w:proofErr w:type="spellStart"/>
-      <w:r>
-        <w:rPr>
-          <w:lang w:val="en-US"/>
-        </w:rPr>
-        <w:t>sportaša</w:t>
-      </w:r>
-      <w:proofErr w:type="spellEnd"/>
-      <w:r>
-        <w:rPr>
-          <w:lang w:val="en-US"/>
-        </w:rPr>
-        <w:t xml:space="preserve">, </w:t>
-      </w:r>
-      <w:proofErr w:type="spellStart"/>
-      <w:r>
-        <w:rPr>
-          <w:lang w:val="en-US"/>
-        </w:rPr>
-        <w:t>medalja</w:t>
-      </w:r>
-      <w:proofErr w:type="spellEnd"/>
-      <w:r>
-        <w:rPr>
-          <w:lang w:val="en-US"/>
-        </w:rPr>
-        <w:t xml:space="preserve">, </w:t>
-      </w:r>
-      <w:proofErr w:type="spellStart"/>
-      <w:r>
-        <w:rPr>
-          <w:lang w:val="en-US"/>
-        </w:rPr>
-        <w:t>i</w:t>
-      </w:r>
-      <w:proofErr w:type="spellEnd"/>
-      <w:r>
-        <w:rPr>
-          <w:lang w:val="en-US"/>
-        </w:rPr>
-        <w:t xml:space="preserve"> </w:t>
-      </w:r>
-      <w:proofErr w:type="spellStart"/>
-      <w:r>
-        <w:rPr>
-          <w:lang w:val="en-US"/>
-        </w:rPr>
-        <w:t>populaciji</w:t>
-      </w:r>
-      <w:proofErr w:type="spellEnd"/>
-      <w:r>
-        <w:rPr>
-          <w:lang w:val="en-US"/>
-        </w:rPr>
-        <w:t xml:space="preserve"> (</w:t>
-      </w:r>
-      <w:proofErr w:type="spellStart"/>
-      <w:r>
-        <w:rPr>
-          <w:lang w:val="en-US"/>
-        </w:rPr>
-        <w:t>ako</w:t>
-      </w:r>
-      <w:proofErr w:type="spellEnd"/>
-      <w:r>
-        <w:rPr>
-          <w:lang w:val="en-US"/>
-        </w:rPr>
-        <w:t xml:space="preserve"> se </w:t>
-      </w:r>
-      <w:proofErr w:type="spellStart"/>
-      <w:r>
-        <w:rPr>
-          <w:lang w:val="en-US"/>
-        </w:rPr>
-        <w:t>doda</w:t>
-      </w:r>
-      <w:proofErr w:type="spellEnd"/>
-      <w:r>
-        <w:rPr>
-          <w:lang w:val="en-US"/>
-        </w:rPr>
-        <w:t xml:space="preserve"> </w:t>
-      </w:r>
-      <w:proofErr w:type="spellStart"/>
-      <w:r>
-        <w:rPr>
-          <w:lang w:val="en-US"/>
-        </w:rPr>
-        <w:t>vanjski</w:t>
-      </w:r>
-      <w:proofErr w:type="spellEnd"/>
-      <w:r>
-        <w:rPr>
-          <w:lang w:val="en-US"/>
-        </w:rPr>
-        <w:t xml:space="preserve"> </w:t>
-      </w:r>
-      <w:proofErr w:type="spellStart"/>
-      <w:r>
-        <w:rPr>
-          <w:lang w:val="en-US"/>
-        </w:rPr>
-        <w:t>izvor</w:t>
-      </w:r>
-      <w:proofErr w:type="spellEnd"/>
-      <w:r>
-        <w:rPr>
-          <w:lang w:val="en-US"/>
-        </w:rPr>
-        <w:t>)</w:t>
-      </w:r>
+        <w:t>državama</w:t>
+      </w:r>
+      <w:proofErr w:type="spellEnd"/>
     </w:p>
     <w:p>
       <w:pPr>
@@ -2756,50 +2673,55 @@
           <w:numId w:val="4"/>
         </w:numPr>
         <w:spacing w:before="240" w:after="240"/>
-        <w:rPr>
-          <w:lang w:val="en-US"/>
-        </w:rPr>
-      </w:pPr>
-      <w:r>
-        <w:rPr>
-          <w:lang w:val="en-US"/>
-        </w:rPr>
-        <w:t xml:space="preserve">Scatter plot: </w:t>
-      </w:r>
-      <w:proofErr w:type="spellStart"/>
-      <w:r>
-        <w:rPr>
-          <w:lang w:val="en-US"/>
-        </w:rPr>
-        <w:t>visina</w:t>
-      </w:r>
-      <w:proofErr w:type="spellEnd"/>
-      <w:r>
-        <w:rPr>
-          <w:lang w:val="en-US"/>
-        </w:rPr>
-        <w:t>/</w:t>
-      </w:r>
-      <w:proofErr w:type="spellStart"/>
-      <w:r>
-        <w:rPr>
-          <w:lang w:val="en-US"/>
-        </w:rPr>
-        <w:t>težina</w:t>
-      </w:r>
-      <w:proofErr w:type="spellEnd"/>
-      <w:r>
-        <w:rPr>
-          <w:lang w:val="en-US"/>
-        </w:rPr>
-        <w:t xml:space="preserve">/dob </w:t>
-      </w:r>
-      <w:proofErr w:type="spellStart"/>
-      <w:r>
-        <w:rPr>
-          <w:lang w:val="en-US"/>
-        </w:rPr>
-        <w:t>sportaša</w:t>
+      </w:pPr>
+      <w:proofErr w:type="spellStart"/>
+      <w:r>
+        <w:rPr>
+          <w:lang w:val="en-US"/>
+        </w:rPr>
+        <w:t>Interaktivna</w:t>
+      </w:r>
+      <w:proofErr w:type="spellEnd"/>
+      <w:r>
+        <w:rPr>
+          <w:lang w:val="en-US"/>
+        </w:rPr>
+        <w:t xml:space="preserve"> </w:t>
+      </w:r>
+      <w:proofErr w:type="spellStart"/>
+      <w:r>
+        <w:rPr>
+          <w:lang w:val="en-US"/>
+        </w:rPr>
+        <w:t>karta</w:t>
+      </w:r>
+      <w:proofErr w:type="spellEnd"/>
+      <w:r>
+        <w:rPr>
+          <w:lang w:val="en-US"/>
+        </w:rPr>
+        <w:t xml:space="preserve">: </w:t>
+      </w:r>
+      <w:proofErr w:type="spellStart"/>
+      <w:r>
+        <w:rPr>
+          <w:lang w:val="en-US"/>
+        </w:rPr>
+        <w:t>raspodjela</w:t>
+      </w:r>
+      <w:proofErr w:type="spellEnd"/>
+      <w:r>
+        <w:rPr>
+          <w:lang w:val="en-US"/>
+        </w:rPr>
+        <w:t xml:space="preserve"> </w:t>
+      </w:r>
+      <w:proofErr w:type="spellStart"/>
+      <w:r>
+        <w:rPr>
+          <w:lang w:val="en-US"/>
+        </w:rPr>
+        <w:t>medalja</w:t>
       </w:r>
       <w:proofErr w:type="spellEnd"/>
       <w:r>
@@ -2813,235 +2735,57 @@
         <w:rPr>
           <w:lang w:val="en-US"/>
         </w:rPr>
-        <w:t>sportovima</w:t>
+        <w:t>državama</w:t>
       </w:r>
       <w:proofErr w:type="spellEnd"/>
     </w:p>
     <w:p>
       <w:pPr>
+        <w:pStyle w:val="ListParagraph"/>
         <w:numPr>
           <w:ilvl w:val="0"/>
           <w:numId w:val="4"/>
         </w:numPr>
+        <w:spacing w:before="240" w:after="140"/>
+      </w:pPr>
+      <w:r>
+        <w:t xml:space="preserve">Pie chart – Usporedba </w:t>
+      </w:r>
+      <w:proofErr w:type="spellStart"/>
+      <w:r>
+        <w:t>muški</w:t>
+      </w:r>
+      <w:proofErr w:type="spellEnd"/>
+      <w:r>
+        <w:t xml:space="preserve"> I </w:t>
+      </w:r>
+      <w:proofErr w:type="spellStart"/>
+      <w:r>
+        <w:t>ženskih</w:t>
+      </w:r>
+      <w:proofErr w:type="spellEnd"/>
+      <w:r>
+        <w:t xml:space="preserve"> </w:t>
+      </w:r>
+      <w:proofErr w:type="spellStart"/>
+      <w:r>
+        <w:t>sportaša</w:t>
+      </w:r>
+      <w:proofErr w:type="spellEnd"/>
+      <w:r>
+        <w:t xml:space="preserve"> po </w:t>
+      </w:r>
+      <w:proofErr w:type="spellStart"/>
+      <w:r>
+        <w:t>državama</w:t>
+      </w:r>
+      <w:proofErr w:type="spellEnd"/>
+    </w:p>
+    <w:bookmarkEnd w:id="7"/>
+    <w:p>
+      <w:pPr>
         <w:spacing w:before="240" w:after="240"/>
-        <w:rPr>
-          <w:lang w:val="en-US"/>
-        </w:rPr>
-      </w:pPr>
-      <w:proofErr w:type="spellStart"/>
-      <w:r>
-        <w:rPr>
-          <w:lang w:val="en-US"/>
-        </w:rPr>
-        <w:t>Interaktivna</w:t>
-      </w:r>
-      <w:proofErr w:type="spellEnd"/>
-      <w:r>
-        <w:rPr>
-          <w:lang w:val="en-US"/>
-        </w:rPr>
-        <w:t xml:space="preserve"> </w:t>
-      </w:r>
-      <w:proofErr w:type="spellStart"/>
-      <w:r>
-        <w:rPr>
-          <w:lang w:val="en-US"/>
-        </w:rPr>
-        <w:t>karta</w:t>
-      </w:r>
-      <w:proofErr w:type="spellEnd"/>
-      <w:r>
-        <w:rPr>
-          <w:lang w:val="en-US"/>
-        </w:rPr>
-        <w:t xml:space="preserve">: </w:t>
-      </w:r>
-      <w:proofErr w:type="spellStart"/>
-      <w:r>
-        <w:rPr>
-          <w:lang w:val="en-US"/>
-        </w:rPr>
-        <w:t>raspodjela</w:t>
-      </w:r>
-      <w:proofErr w:type="spellEnd"/>
-      <w:r>
-        <w:rPr>
-          <w:lang w:val="en-US"/>
-        </w:rPr>
-        <w:t xml:space="preserve"> </w:t>
-      </w:r>
-      <w:proofErr w:type="spellStart"/>
-      <w:r>
-        <w:rPr>
-          <w:lang w:val="en-US"/>
-        </w:rPr>
-        <w:t>medalja</w:t>
-      </w:r>
-      <w:proofErr w:type="spellEnd"/>
-      <w:r>
-        <w:rPr>
-          <w:lang w:val="en-US"/>
-        </w:rPr>
-        <w:t xml:space="preserve"> po </w:t>
-      </w:r>
-      <w:proofErr w:type="spellStart"/>
-      <w:r>
-        <w:rPr>
-          <w:lang w:val="en-US"/>
-        </w:rPr>
-        <w:t>državama</w:t>
-      </w:r>
-      <w:proofErr w:type="spellEnd"/>
-    </w:p>
-    <w:p>
-      <w:pPr>
-        <w:numPr>
-          <w:ilvl w:val="0"/>
-          <w:numId w:val="4"/>
-        </w:numPr>
-        <w:spacing w:before="240" w:after="240"/>
-        <w:rPr>
-          <w:lang w:val="en-US"/>
-        </w:rPr>
-      </w:pPr>
-      <w:proofErr w:type="spellStart"/>
-      <w:r>
-        <w:rPr>
-          <w:lang w:val="en-US"/>
-        </w:rPr>
-        <w:t>Interakcija</w:t>
-      </w:r>
-      <w:proofErr w:type="spellEnd"/>
-      <w:r>
-        <w:rPr>
-          <w:lang w:val="en-US"/>
-        </w:rPr>
-        <w:t xml:space="preserve"> </w:t>
-      </w:r>
-      <w:proofErr w:type="spellStart"/>
-      <w:r>
-        <w:rPr>
-          <w:lang w:val="en-US"/>
-        </w:rPr>
-        <w:t>između</w:t>
-      </w:r>
-      <w:proofErr w:type="spellEnd"/>
-      <w:r>
-        <w:rPr>
-          <w:lang w:val="en-US"/>
-        </w:rPr>
-        <w:t xml:space="preserve"> </w:t>
-      </w:r>
-      <w:proofErr w:type="spellStart"/>
-      <w:r>
-        <w:rPr>
-          <w:lang w:val="en-US"/>
-        </w:rPr>
-        <w:t>grafova</w:t>
-      </w:r>
-      <w:proofErr w:type="spellEnd"/>
-      <w:r>
-        <w:rPr>
-          <w:lang w:val="en-US"/>
-        </w:rPr>
-        <w:t xml:space="preserve">: </w:t>
-      </w:r>
-      <w:proofErr w:type="spellStart"/>
-      <w:r>
-        <w:rPr>
-          <w:lang w:val="en-US"/>
-        </w:rPr>
-        <w:t>klik</w:t>
-      </w:r>
-      <w:proofErr w:type="spellEnd"/>
-      <w:r>
-        <w:rPr>
-          <w:lang w:val="en-US"/>
-        </w:rPr>
-        <w:t xml:space="preserve"> </w:t>
-      </w:r>
-      <w:proofErr w:type="spellStart"/>
-      <w:r>
-        <w:rPr>
-          <w:lang w:val="en-US"/>
-        </w:rPr>
-        <w:t>na</w:t>
-      </w:r>
-      <w:proofErr w:type="spellEnd"/>
-      <w:r>
-        <w:rPr>
-          <w:lang w:val="en-US"/>
-        </w:rPr>
-        <w:t xml:space="preserve"> </w:t>
-      </w:r>
-      <w:proofErr w:type="spellStart"/>
-      <w:r>
-        <w:rPr>
-          <w:lang w:val="en-US"/>
-        </w:rPr>
-        <w:t>zemlju</w:t>
-      </w:r>
-      <w:proofErr w:type="spellEnd"/>
-      <w:r>
-        <w:rPr>
-          <w:lang w:val="en-US"/>
-        </w:rPr>
-        <w:t xml:space="preserve"> u </w:t>
-      </w:r>
-      <w:proofErr w:type="spellStart"/>
-      <w:r>
-        <w:rPr>
-          <w:lang w:val="en-US"/>
-        </w:rPr>
-        <w:t>jednom</w:t>
-      </w:r>
-      <w:proofErr w:type="spellEnd"/>
-      <w:r>
-        <w:rPr>
-          <w:lang w:val="en-US"/>
-        </w:rPr>
-        <w:t xml:space="preserve"> </w:t>
-      </w:r>
-      <w:proofErr w:type="spellStart"/>
-      <w:r>
-        <w:rPr>
-          <w:lang w:val="en-US"/>
-        </w:rPr>
-        <w:t>grafu</w:t>
-      </w:r>
-      <w:proofErr w:type="spellEnd"/>
-      <w:r>
-        <w:rPr>
-          <w:lang w:val="en-US"/>
-        </w:rPr>
-        <w:t xml:space="preserve"> </w:t>
-      </w:r>
-      <w:proofErr w:type="spellStart"/>
-      <w:r>
-        <w:rPr>
-          <w:lang w:val="en-US"/>
-        </w:rPr>
-        <w:t>filtrira</w:t>
-      </w:r>
-      <w:proofErr w:type="spellEnd"/>
-      <w:r>
-        <w:rPr>
-          <w:lang w:val="en-US"/>
-        </w:rPr>
-        <w:t xml:space="preserve"> </w:t>
-      </w:r>
-      <w:proofErr w:type="spellStart"/>
-      <w:r>
-        <w:rPr>
-          <w:lang w:val="en-US"/>
-        </w:rPr>
-        <w:t>ostale</w:t>
-      </w:r>
-      <w:proofErr w:type="spellEnd"/>
-    </w:p>
-    <w:p>
-      <w:pPr>
-        <w:spacing w:before="240" w:after="240"/>
+        <w:ind w:left="360"/>
       </w:pPr>
     </w:p>
     <w:sectPr>
@@ -4165,6 +3909,17 @@
       <w:szCs w:val="30"/>
     </w:rPr>
   </w:style>
+  <w:style w:type="paragraph" w:styleId="ListParagraph">
+    <w:name w:val="List Paragraph"/>
+    <w:basedOn w:val="Normal"/>
+    <w:uiPriority w:val="34"/>
+    <w:qFormat/>
+    <w:rsid w:val="005E5AED"/>
+    <w:pPr>
+      <w:ind w:left="720"/>
+      <w:contextualSpacing/>
+    </w:pPr>
+  </w:style>
 </w:styles>
 </file>
 
